--- a/manuscript.docx
+++ b/manuscript.docx
@@ -4585,7 +4585,7 @@
         <w:pStyle w:val="FirstParagraph"/>
       </w:pPr>
       <w:r>
-        <w:t xml:space="preserve">The study procedures were granted ethical approval by the University of Oxford’s Central University Research Ethics Committee (OII_C1A_23_107). The original data collection was approved under SSH_OII_CIA_21_011</w:t>
+        <w:t xml:space="preserve">The study procedures were granted ethical approval by the University of Oxford’s Central University Research Ethics Committee (OII_C1A_23_107). The original data collection was approved under SSH_OII_CIA_20_043</w:t>
       </w:r>
       <w:r>
         <w:t xml:space="preserve"> </w:t>

--- a/manuscript.docx
+++ b/manuscript.docx
@@ -39,7 +39,7 @@
         <w:pStyle w:val="Date"/>
       </w:pPr>
       <w:r>
-        <w:t xml:space="preserve">2026-10-19</w:t>
+        <w:t xml:space="preserve">2026-10-21</w:t>
       </w:r>
     </w:p>
     <w:p>
